--- a/docs/manual/입고-전표-확인-매뉴얼-사무실용-초안8.docx
+++ b/docs/manual/입고-전표-확인-매뉴얼-사무실용-초안8.docx
@@ -2030,7 +2030,7 @@
                 <w:sz w:val="22"/>
                 <w:szCs w:val="22"/>
               </w:rPr>
-              <w:t xml:space="preserve">전표에는 있는데 아직 안 온 것이 있습니다("박스 N개" 또는 무게 기준 줄은 "무게가 덜 찬 줄 M줄"로 알려 줍니다). 오는 중이면 기다리면 됩니다. 이 카드는 1분마다, 그리고 다른 창을 보다 돌아올 때 저절로 새로 고쳐집니다. 공급처가 물건을 덜 보낸 것이 확실하면 아래 작은 링크 "박스가 다 안 왔어도 확인·마감하기"로 먼저 넘어갈 수 있습니다.</w:t>
+              <w:t xml:space="preserve">전표에는 있는데 아직 안 온 것이 있습니다("박스 N개" 또는 무게 기준 줄은 "전표무게보다 작은무게인 명세내역 M개"로 알려 줍니다). 오는 중이면 기다리면 됩니다. 이 카드는 1분마다, 그리고 다른 창을 보다 돌아올 때 저절로 새로 고쳐집니다. 공급처가 물건을 덜 보낸 것이 확실하면 아래 작은 링크 "박스가 다 안 왔어도 확인·마감하기"로 먼저 넘어갈 수 있습니다.</w:t>
             </w:r>
           </w:p>
         </w:tc>
@@ -2580,7 +2580,7 @@
                 <w:sz w:val="22"/>
                 <w:szCs w:val="22"/>
               </w:rPr>
-              <w:t xml:space="preserve">박스의 바코드를 스캔하세요</w:t>
+              <w:t xml:space="preserve">확인이 필요한 박스 N개를 먼저 처리하세요</w:t>
             </w:r>
           </w:p>
         </w:tc>
@@ -2610,7 +2610,7 @@
                 <w:sz w:val="22"/>
                 <w:szCs w:val="22"/>
               </w:rPr>
-              <w:t xml:space="preserve">스캔 시작</w:t>
+              <w:t xml:space="preserve">확인 필요 박스로 가기</w:t>
             </w:r>
           </w:p>
         </w:tc>
@@ -2640,7 +2640,7 @@
                 <w:sz w:val="22"/>
                 <w:szCs w:val="22"/>
               </w:rPr>
-              <w:t xml:space="preserve">처리할 전표가 없습니다. 전표 없이 찍어도 재고에 바로 들어갑니다.</w:t>
+              <w:t xml:space="preserve">이력을 못 찾았거나 상품이 안 정해진 박스가 있으면 항상 이 카드가 가장 먼저 뜹니다(전표가 있어도 마찬가지). 그 박스 옆에서 "상품 지정"(이력 못 찾음이면 "번호 바꾸기")을 하면 이 안내가 다음 할 일로 바뀝니다. 새 박스를 먼저 찍고 싶으면 카드의 작은 링크를 누르세요.</w:t>
             </w:r>
           </w:p>
         </w:tc>
@@ -2675,7 +2675,7 @@
                 <w:sz w:val="22"/>
                 <w:szCs w:val="22"/>
               </w:rPr>
-              <w:t xml:space="preserve">박스 N개를 더 찍어 주세요 (무게 기준 줄이 있으면 "더 찍어 주세요 — 무게가 덜 찬 줄 M줄")</w:t>
+              <w:t xml:space="preserve">박스의 바코드를 스캔하세요</w:t>
             </w:r>
           </w:p>
         </w:tc>
@@ -2705,7 +2705,7 @@
                 <w:sz w:val="22"/>
                 <w:szCs w:val="22"/>
               </w:rPr>
-              <w:t xml:space="preserve">박스 스캔하기</w:t>
+              <w:t xml:space="preserve">스캔 시작</w:t>
             </w:r>
           </w:p>
         </w:tc>
@@ -2735,7 +2735,7 @@
                 <w:sz w:val="22"/>
                 <w:szCs w:val="22"/>
               </w:rPr>
-              <w:t xml:space="preserve">전표에는 있는데 아직 안 찍은 것이 남았습니다. 다 찍었는데 남았으면 작은 링크 "스캔 종료 누르러 가기"로 사무실에 알립니다.</w:t>
+              <w:t xml:space="preserve">처리할 전표가 없습니다. 전표 없이 찍어도 재고에 바로 들어갑니다.</w:t>
             </w:r>
           </w:p>
         </w:tc>
@@ -2770,7 +2770,7 @@
                 <w:sz w:val="22"/>
                 <w:szCs w:val="22"/>
               </w:rPr>
-              <w:t xml:space="preserve">스캔 종료를 알렸습니다</w:t>
+              <w:t xml:space="preserve">박스 N개를 더 찍어 주세요 (무게 기준 줄이 있으면 "더 찍어 주세요 — 전표무게보다 작은무게인 명세내역 M개")</w:t>
             </w:r>
           </w:p>
         </w:tc>
@@ -2800,7 +2800,7 @@
                 <w:sz w:val="22"/>
                 <w:szCs w:val="22"/>
               </w:rPr>
-              <w:t xml:space="preserve">스캔 화면으로</w:t>
+              <w:t xml:space="preserve">박스 스캔하기</w:t>
             </w:r>
           </w:p>
         </w:tc>
@@ -2830,7 +2830,7 @@
                 <w:sz w:val="22"/>
                 <w:szCs w:val="22"/>
               </w:rPr>
-              <w:t xml:space="preserve">안 온 박스는 사무실이 확인합니다. 박스가 더 오면 그냥 찍으면 됩니다. 저절로 다시 시작됩니다.</w:t>
+              <w:t xml:space="preserve">전표에는 있는데 아직 안 찍은 것이 남았습니다. 다 찍었는데 남았으면 작은 링크 "스캔 종료 누르러 가기"로 사무실에 알립니다.</w:t>
             </w:r>
           </w:p>
         </w:tc>
@@ -2865,6 +2865,101 @@
                 <w:sz w:val="22"/>
                 <w:szCs w:val="22"/>
               </w:rPr>
+              <w:t xml:space="preserve">스캔 종료를 알렸습니다</w:t>
+            </w:r>
+          </w:p>
+        </w:tc>
+        <w:tc>
+          <w:tcPr>
+            <w:tcW w:type="dxa" w:w="2000"/>
+            <w:tcBorders>
+              <w:top w:val="single" w:color="94A3B8" w:sz="4"/>
+              <w:left w:val="single" w:color="94A3B8" w:sz="4"/>
+              <w:bottom w:val="single" w:color="94A3B8" w:sz="4"/>
+              <w:right w:val="single" w:color="94A3B8" w:sz="4"/>
+            </w:tcBorders>
+            <w:tcMar>
+              <w:top w:type="dxa" w:w="70"/>
+              <w:left w:type="dxa" w:w="110"/>
+              <w:bottom w:type="dxa" w:w="70"/>
+              <w:right w:type="dxa" w:w="110"/>
+            </w:tcMar>
+          </w:tcPr>
+          <w:p>
+            <w:pPr>
+              <w:spacing w:line="290"/>
+            </w:pPr>
+            <w:r>
+              <w:rPr>
+                <w:rFonts w:ascii="Malgun Gothic" w:cs="Malgun Gothic" w:eastAsia="Malgun Gothic" w:hAnsi="Malgun Gothic"/>
+                <w:sz w:val="22"/>
+                <w:szCs w:val="22"/>
+              </w:rPr>
+              <w:t xml:space="preserve">스캔 화면으로</w:t>
+            </w:r>
+          </w:p>
+        </w:tc>
+        <w:tc>
+          <w:tcPr>
+            <w:tcW w:type="dxa" w:w="4338"/>
+            <w:tcBorders>
+              <w:top w:val="single" w:color="94A3B8" w:sz="4"/>
+              <w:left w:val="single" w:color="94A3B8" w:sz="4"/>
+              <w:bottom w:val="single" w:color="94A3B8" w:sz="4"/>
+              <w:right w:val="single" w:color="94A3B8" w:sz="4"/>
+            </w:tcBorders>
+            <w:tcMar>
+              <w:top w:type="dxa" w:w="70"/>
+              <w:left w:type="dxa" w:w="110"/>
+              <w:bottom w:type="dxa" w:w="70"/>
+              <w:right w:type="dxa" w:w="110"/>
+            </w:tcMar>
+          </w:tcPr>
+          <w:p>
+            <w:pPr>
+              <w:spacing w:line="290"/>
+            </w:pPr>
+            <w:r>
+              <w:rPr>
+                <w:rFonts w:ascii="Malgun Gothic" w:cs="Malgun Gothic" w:eastAsia="Malgun Gothic" w:hAnsi="Malgun Gothic"/>
+                <w:sz w:val="22"/>
+                <w:szCs w:val="22"/>
+              </w:rPr>
+              <w:t xml:space="preserve">안 온 박스는 사무실이 확인합니다. 박스가 더 오면 그냥 찍으면 됩니다. 저절로 다시 시작됩니다.</w:t>
+            </w:r>
+          </w:p>
+        </w:tc>
+      </w:tr>
+      <w:tr>
+        <w:trPr>
+          <w:cantSplit/>
+        </w:trPr>
+        <w:tc>
+          <w:tcPr>
+            <w:tcW w:type="dxa" w:w="3300"/>
+            <w:tcBorders>
+              <w:top w:val="single" w:color="94A3B8" w:sz="4"/>
+              <w:left w:val="single" w:color="94A3B8" w:sz="4"/>
+              <w:bottom w:val="single" w:color="94A3B8" w:sz="4"/>
+              <w:right w:val="single" w:color="94A3B8" w:sz="4"/>
+            </w:tcBorders>
+            <w:tcMar>
+              <w:top w:type="dxa" w:w="70"/>
+              <w:left w:type="dxa" w:w="110"/>
+              <w:bottom w:type="dxa" w:w="70"/>
+              <w:right w:type="dxa" w:w="110"/>
+            </w:tcMar>
+          </w:tcPr>
+          <w:p>
+            <w:pPr>
+              <w:spacing w:line="290"/>
+            </w:pPr>
+            <w:r>
+              <w:rPr>
+                <w:rFonts w:ascii="Malgun Gothic" w:cs="Malgun Gothic" w:eastAsia="Malgun Gothic" w:hAnsi="Malgun Gothic"/>
+                <w:sz w:val="22"/>
+                <w:szCs w:val="22"/>
+              </w:rPr>
               <w:t xml:space="preserve">전표의 박스를 모두 찍었습니다</w:t>
             </w:r>
           </w:p>
@@ -2931,6 +3026,19 @@
         </w:tc>
       </w:tr>
     </w:tbl>
+    <w:p>
+      <w:pPr>
+        <w:spacing w:after="100" w:before="100" w:line="320"/>
+      </w:pPr>
+      <w:r>
+        <w:rPr>
+          <w:rFonts w:ascii="Malgun Gothic" w:cs="Malgun Gothic" w:eastAsia="Malgun Gothic" w:hAnsi="Malgun Gothic"/>
+          <w:sz w:val="22"/>
+          <w:szCs w:val="22"/>
+        </w:rPr>
+        <w:t xml:space="preserve">카드에 "전표무게보다 작은무게인 명세내역 N개"라고 나오면, 전표에 무게로만 적힌 줄 N개가 아직 그 무게에 못 미쳤다는 뜻입니다(박스가 N개 남았다는 뜻이 아닙니다). 몇 박스로 나뉘어 올지 알 수 없어서 줄 수로 알려 줍니다. 그 줄에 도착한 박스 무게 합이 전표 무게의 허용 오차(기본 ±2%) 안에 들어오면 저절로 빠집니다.</w:t>
+      </w:r>
+    </w:p>
     <w:p>
       <w:pPr>
         <w:spacing w:after="100"/>

--- a/docs/manual/입고-전표-확인-매뉴얼-사무실용-초안8.docx
+++ b/docs/manual/입고-전표-확인-매뉴얼-사무실용-초안8.docx
@@ -525,7 +525,7 @@
                 <w:sz w:val="22"/>
                 <w:szCs w:val="22"/>
               </w:rPr>
-              <w:t xml:space="preserve">바코드 찍기, 저울에 잰 실중량 넣기, "입고 등록", 상품 지정, "스캔 종료", 입고 내역 보기.</w:t>
+              <w:t xml:space="preserve">바코드 찍기, 저울에 잰 실중량 넣기, "입고 등록", 확인이 필요한 박스 처리(상품 지정), "스캔 종료", 입고 내역(접혀 있음) 보기.</w:t>
             </w:r>
           </w:p>
         </w:tc>
@@ -9223,7 +9223,7 @@
                 <w:sz w:val="22"/>
                 <w:szCs w:val="22"/>
               </w:rPr>
-              <w:t xml:space="preserve">바코드 기준으로 입고됐습니다. 입고 내역에서 어느 쪽이 맞는지 확인하세요.</w:t>
+              <w:t xml:space="preserve">바코드 기준으로 입고됐습니다. 현장에게 어느 쪽이 맞는지 확인하세요.</w:t>
             </w:r>
           </w:p>
         </w:tc>
@@ -11721,7 +11721,7 @@
                 <w:sz w:val="22"/>
                 <w:szCs w:val="22"/>
               </w:rPr>
-              <w:t xml:space="preserve">입고 내역에서 그 박스의 "취소"를 누릅니다. 재고가 원래대로 돌아갑니다.</w:t>
+              <w:t xml:space="preserve">바로 직후라면 결과 카드의 "방금 찍은 박스 취소", 지난 박스는 입고 내역을 열어 그 박스의 "취소"를 누릅니다. 재고가 원래대로 돌아갑니다.</w:t>
             </w:r>
           </w:p>
         </w:tc>
@@ -12146,7 +12146,7 @@
                 <w:sz w:val="22"/>
                 <w:szCs w:val="22"/>
               </w:rPr>
-              <w:t xml:space="preserve">종 배지에는 "확인 필요 박스"가 있는데 입고 내역에서 못 찾겠음</w:t>
+              <w:t xml:space="preserve">종 배지에는 "확인 필요 박스"가 있는데 입고 스캔 화면에서 못 찾겠음</w:t>
             </w:r>
           </w:p>
         </w:tc>
@@ -12176,7 +12176,7 @@
                 <w:sz w:val="22"/>
                 <w:szCs w:val="22"/>
               </w:rPr>
-              <w:t xml:space="preserve">확인 필요(이력 못 찾음·상품 미확정) 박스는 최근 100건 밖으로 밀려나도 입고 내역에 함께 나옵니다. 입고 스캔 탭의 입고 내역에서 빨간 표시를 찾으세요.</w:t>
+              <w:t xml:space="preserve">확인 필요(이력 못 찾음·상품 미확정) 박스는 최근 100건 밖으로 밀려나도 입고 내역에 함께 나옵니다. 입고 스캔 탭의 "확인이 필요한 박스" 자리에 그 박스들이 모여 있습니다.</w:t>
             </w:r>
           </w:p>
         </w:tc>
